--- a/public/report_templates/creditos/evaluaciones/rptConstanciaGarantia.docx
+++ b/public/report_templates/creditos/evaluaciones/rptConstanciaGarantia.docx
@@ -859,14 +859,14 @@
           <w:rFonts w:ascii="Arial" w:hAnsi="Arial" w:cs="Arial"/>
           <w:color w:val="262626"/>
         </w:rPr>
-        <w:t xml:space="preserve"> CORPORACIÓN CREDIPYME SOLUCIÓN</w:t>
-      </w:r>
-      <w:r>
-        <w:rPr>
-          <w:rFonts w:ascii="Arial" w:hAnsi="Arial" w:cs="Arial"/>
-          <w:color w:val="262626"/>
-        </w:rPr>
-        <w:t xml:space="preserve"> S.A</w:t>
+        <w:t xml:space="preserve"> </w:t>
+      </w:r>
+      <w:r>
+        <w:rPr>
+          <w:rFonts w:ascii="Arial" w:hAnsi="Arial" w:cs="Arial"/>
+          <w:color w:val="262626"/>
+        </w:rPr>
+        <w:t>CREDIPYME HUANCA SAC</w:t>
       </w:r>
       <w:r>
         <w:rPr>
@@ -887,14 +887,28 @@
           <w:rFonts w:ascii="Arial" w:hAnsi="Arial" w:cs="Arial"/>
           <w:color w:val="262626"/>
         </w:rPr>
-        <w:t>JR. CUARZO NRO. 125 URB. MILLOTINGO JUNIN</w:t>
-      </w:r>
-      <w:r>
-        <w:rPr>
-          <w:rFonts w:ascii="Arial" w:hAnsi="Arial" w:cs="Arial"/>
-          <w:color w:val="262626"/>
-        </w:rPr>
-        <w:t xml:space="preserve"> – HUANCAYO - EL TAMBO</w:t>
+        <w:t>PROLG. HUÁNUCO 317</w:t>
+      </w:r>
+      <w:r>
+        <w:rPr>
+          <w:rFonts w:ascii="Arial" w:hAnsi="Arial" w:cs="Arial"/>
+          <w:color w:val="262626"/>
+        </w:rPr>
+        <w:t xml:space="preserve"> JUNIN</w:t>
+      </w:r>
+      <w:r>
+        <w:rPr>
+          <w:rFonts w:ascii="Arial" w:hAnsi="Arial" w:cs="Arial"/>
+          <w:color w:val="262626"/>
+        </w:rPr>
+        <w:t xml:space="preserve"> – HUANCAYO - </w:t>
+      </w:r>
+      <w:r>
+        <w:rPr>
+          <w:rFonts w:ascii="Arial" w:hAnsi="Arial" w:cs="Arial"/>
+          <w:color w:val="262626"/>
+        </w:rPr>
+        <w:t>HUANCAYO</w:t>
       </w:r>
     </w:p>
     <w:p>
@@ -1667,27 +1681,7 @@
                 <w:sz w:val="20"/>
                 <w:lang w:val="en-US"/>
               </w:rPr>
-              <w:t>C</w:t>
-            </w:r>
-            <w:r>
-              <w:rPr>
-                <w:rFonts w:ascii="Arial" w:hAnsi="Arial" w:cs="Arial"/>
-                <w:b/>
-                <w:color w:val="000000"/>
-                <w:sz w:val="20"/>
-                <w:lang w:val="en-US"/>
-              </w:rPr>
-              <w:t>ORPORACION CREDIPYMESOLUCIÓN</w:t>
-            </w:r>
-            <w:r>
-              <w:rPr>
-                <w:rFonts w:ascii="Arial" w:hAnsi="Arial" w:cs="Arial"/>
-                <w:b/>
-                <w:color w:val="000000"/>
-                <w:sz w:val="20"/>
-                <w:lang w:val="en-US"/>
-              </w:rPr>
-              <w:t xml:space="preserve"> S.A.</w:t>
+              <w:t>CREDIPYME HUANCA SAC</w:t>
             </w:r>
           </w:p>
           <w:p>
@@ -1698,22 +1692,6 @@
                 <w:sz w:val="20"/>
               </w:rPr>
             </w:pPr>
-            <w:r>
-              <w:rPr>
-                <w:rFonts w:ascii="Arial" w:hAnsi="Arial" w:cs="Arial"/>
-                <w:b/>
-                <w:sz w:val="20"/>
-              </w:rPr>
-              <w:t xml:space="preserve">RUC N° </w:t>
-            </w:r>
-            <w:r>
-              <w:rPr>
-                <w:rFonts w:ascii="Arial" w:hAnsi="Arial" w:cs="Arial"/>
-                <w:b/>
-                <w:sz w:val="20"/>
-              </w:rPr>
-              <w:t>20601618282</w:t>
-            </w:r>
           </w:p>
         </w:tc>
       </w:tr>

--- a/public/report_templates/creditos/evaluaciones/rptConstanciaGarantia.docx
+++ b/public/report_templates/creditos/evaluaciones/rptConstanciaGarantia.docx
@@ -326,8 +326,17 @@
           <w:rFonts w:ascii="Arial" w:hAnsi="Arial" w:cs="Arial"/>
           <w:color w:val="262626"/>
         </w:rPr>
-        <w:t>, identificado con D.N.I N°</w:t>
-      </w:r>
+        <w:t xml:space="preserve">, identificado con D.N.I </w:t>
+      </w:r>
+      <w:proofErr w:type="spellStart"/>
+      <w:r>
+        <w:rPr>
+          <w:rFonts w:ascii="Arial" w:hAnsi="Arial" w:cs="Arial"/>
+          <w:color w:val="262626"/>
+        </w:rPr>
+        <w:t>N°</w:t>
+      </w:r>
+      <w:proofErr w:type="spellEnd"/>
       <w:r>
         <w:rPr>
           <w:rFonts w:ascii="Arial" w:hAnsi="Arial" w:cs="Arial"/>
@@ -866,7 +875,35 @@
           <w:rFonts w:ascii="Arial" w:hAnsi="Arial" w:cs="Arial"/>
           <w:color w:val="262626"/>
         </w:rPr>
-        <w:t>CREDIPYME HUANCA SAC</w:t>
+        <w:t>CREDIPYME HUANCA S</w:t>
+      </w:r>
+      <w:r>
+        <w:rPr>
+          <w:rFonts w:ascii="Arial" w:hAnsi="Arial" w:cs="Arial"/>
+          <w:color w:val="262626"/>
+        </w:rPr>
+        <w:t>.</w:t>
+      </w:r>
+      <w:r>
+        <w:rPr>
+          <w:rFonts w:ascii="Arial" w:hAnsi="Arial" w:cs="Arial"/>
+          <w:color w:val="262626"/>
+        </w:rPr>
+        <w:t>A</w:t>
+      </w:r>
+      <w:r>
+        <w:rPr>
+          <w:rFonts w:ascii="Arial" w:hAnsi="Arial" w:cs="Arial"/>
+          <w:color w:val="262626"/>
+        </w:rPr>
+        <w:t>.</w:t>
+      </w:r>
+      <w:r>
+        <w:rPr>
+          <w:rFonts w:ascii="Arial" w:hAnsi="Arial" w:cs="Arial"/>
+          <w:color w:val="262626"/>
+        </w:rPr>
+        <w:t>C</w:t>
       </w:r>
       <w:r>
         <w:rPr>
@@ -1556,7 +1593,25 @@
                 <w:b/>
                 <w:sz w:val="20"/>
               </w:rPr>
-              <w:t xml:space="preserve">D.N.I N° </w:t>
+              <w:t xml:space="preserve">D.N.I </w:t>
+            </w:r>
+            <w:proofErr w:type="spellStart"/>
+            <w:r>
+              <w:rPr>
+                <w:rFonts w:ascii="Arial" w:hAnsi="Arial" w:cs="Arial"/>
+                <w:b/>
+                <w:sz w:val="20"/>
+              </w:rPr>
+              <w:t>N°</w:t>
+            </w:r>
+            <w:proofErr w:type="spellEnd"/>
+            <w:r>
+              <w:rPr>
+                <w:rFonts w:ascii="Arial" w:hAnsi="Arial" w:cs="Arial"/>
+                <w:b/>
+                <w:sz w:val="20"/>
+              </w:rPr>
+              <w:t xml:space="preserve"> </w:t>
             </w:r>
             <w:r>
               <w:rPr>
@@ -1689,9 +1744,29 @@
               <w:jc w:val="center"/>
               <w:rPr>
                 <w:rFonts w:ascii="Arial" w:hAnsi="Arial" w:cs="Arial"/>
+                <w:b/>
+                <w:bCs/>
                 <w:sz w:val="20"/>
               </w:rPr>
             </w:pPr>
+            <w:r>
+              <w:rPr>
+                <w:rFonts w:ascii="Arial" w:hAnsi="Arial" w:cs="Arial"/>
+                <w:b/>
+                <w:bCs/>
+                <w:sz w:val="20"/>
+              </w:rPr>
+              <w:t xml:space="preserve">RUC: </w:t>
+            </w:r>
+            <w:r>
+              <w:rPr>
+                <w:rFonts w:ascii="Arial" w:hAnsi="Arial" w:cs="Arial"/>
+                <w:b/>
+                <w:bCs/>
+                <w:sz w:val="20"/>
+              </w:rPr>
+              <w:t>20614827239</w:t>
+            </w:r>
           </w:p>
         </w:tc>
       </w:tr>
